--- a/DOC/260607「伝道シリーズ」_とりなしの祈りについてパート２.docx
+++ b/DOC/260607「伝道シリーズ」_とりなしの祈りについてパート２.docx
@@ -150,20 +150,42 @@
         <w:rPr>
           <w:rFonts w:hint="eastAsia"/>
         </w:rPr>
-        <w:t>踏み込んだ（あるいは：</w:t>
-      </w:r>
-      <w:r>
-        <w:rPr>
-          <w:rFonts w:hint="eastAsia"/>
-        </w:rPr>
-        <w:t>一段レベルが上がった</w:t>
-      </w:r>
-      <w:r>
-        <w:rPr>
-          <w:rFonts w:hint="eastAsia"/>
-        </w:rPr>
-        <w:t>）</w:t>
-      </w:r>
+        <w:t>踏み込んだ</w:t>
+      </w:r>
+      <w:del w:id="0" w:author="user" w:date="2026-06-13T18:05:00Z" w16du:dateUtc="2026-06-13T09:05:00Z">
+        <w:r>
+          <w:rPr>
+            <w:rFonts w:hint="eastAsia"/>
+          </w:rPr>
+          <w:delText>（あるいは：</w:delText>
+        </w:r>
+        <w:r>
+          <w:rPr>
+            <w:rFonts w:hint="eastAsia"/>
+          </w:rPr>
+          <w:delText>一段レベルが上がった</w:delText>
+        </w:r>
+        <w:r>
+          <w:rPr>
+            <w:rFonts w:hint="eastAsia"/>
+          </w:rPr>
+          <w:delText>）</w:delText>
+        </w:r>
+      </w:del>
+      <w:ins w:id="1" w:author="user" w:date="2026-06-13T18:05:00Z" w16du:dateUtc="2026-06-13T09:05:00Z">
+        <w:r>
+          <w:rPr>
+            <w:rFonts w:hint="eastAsia"/>
+          </w:rPr>
+          <w:t>、</w:t>
+        </w:r>
+        <w:r>
+          <w:rPr>
+            <w:rFonts w:hint="eastAsia"/>
+          </w:rPr>
+          <w:t>信仰の成熟へと向かう</w:t>
+        </w:r>
+      </w:ins>
       <w:r>
         <w:rPr>
           <w:rFonts w:hint="eastAsia"/>
@@ -669,7 +691,29 @@
         <w:rPr>
           <w:rFonts w:hint="eastAsia"/>
         </w:rPr>
-        <w:t>私たちには、イエスキリストの信仰があります</w:t>
+        <w:t>私たちには、イエスキリスト</w:t>
+      </w:r>
+      <w:ins w:id="2" w:author="user" w:date="2026-06-13T18:08:00Z" w16du:dateUtc="2026-06-13T09:08:00Z">
+        <w:r>
+          <w:rPr>
+            <w:rFonts w:hint="eastAsia"/>
+          </w:rPr>
+          <w:t>に対する</w:t>
+        </w:r>
+      </w:ins>
+      <w:del w:id="3" w:author="user" w:date="2026-06-13T18:08:00Z" w16du:dateUtc="2026-06-13T09:08:00Z">
+        <w:r>
+          <w:rPr>
+            <w:rFonts w:hint="eastAsia"/>
+          </w:rPr>
+          <w:delText>の</w:delText>
+        </w:r>
+      </w:del>
+      <w:r>
+        <w:rPr>
+          <w:rFonts w:hint="eastAsia"/>
+        </w:rPr>
+        <w:t>信仰があります</w:t>
       </w:r>
       <w:r>
         <w:rPr>
@@ -960,11 +1004,53 @@
       </w:r>
     </w:p>
     <w:p>
-      <w:r>
-        <w:t>私たちは、救いの完成を待ち望みつつも、時にどのように祈ってよいか分からず、心の中でうめくことがあります。神様は、そんな私たちの姿をすべてよく知っておられます。そして御霊様もまた、同じようにうめきながら、私たちのためにとりなしてくださっているのです。私たちはこの御霊様に導かれ、さらにイエス様のとりなしへと結び合わされていくのではないでしょうか。</w:t>
+      <w:pPr>
+        <w:rPr>
+          <w:ins w:id="4" w:author="user" w:date="2026-06-13T18:39:00Z" w16du:dateUtc="2026-06-13T09:39:00Z"/>
+        </w:rPr>
+      </w:pPr>
+      <w:r>
+        <w:t>私たちは、救いの完成を待ち望みつつも、時にどのように祈ってよいか分からず、心の中でうめくことがあります。神様は、そんな私たちの姿をすべてよく知っておられます。そして御霊様もまた、同じようにうめきながら、私たちのためにとりなしてくださっているのです。</w:t>
       </w:r>
     </w:p>
     <w:p>
+      <w:pPr>
+        <w:rPr>
+          <w:ins w:id="5" w:author="user" w:date="2026-06-13T18:39:00Z" w16du:dateUtc="2026-06-13T09:39:00Z"/>
+        </w:rPr>
+      </w:pPr>
+      <w:ins w:id="6" w:author="user" w:date="2026-06-13T18:39:00Z" w16du:dateUtc="2026-06-13T09:39:00Z">
+        <w:r>
+          <w:rPr>
+            <w:rFonts w:hint="eastAsia"/>
+          </w:rPr>
+          <w:t>私たちが誰かのためにとりなす前に、まず三位一体の神（御霊と御子）が私たちのために常にとりなしてくださってい</w:t>
+        </w:r>
+      </w:ins>
+      <w:ins w:id="7" w:author="user" w:date="2026-06-13T18:40:00Z" w16du:dateUtc="2026-06-13T09:40:00Z">
+        <w:r>
+          <w:rPr>
+            <w:rFonts w:hint="eastAsia"/>
+          </w:rPr>
+          <w:t>ます。</w:t>
+        </w:r>
+      </w:ins>
+    </w:p>
+    <w:p>
+      <w:pPr>
+        <w:rPr>
+          <w:moveFrom w:id="8" w:author="user" w:date="2026-06-13T18:46:00Z" w16du:dateUtc="2026-06-13T09:46:00Z"/>
+        </w:rPr>
+      </w:pPr>
+      <w:moveFromRangeStart w:id="9" w:author="user" w:date="2026-06-13T18:46:00Z" w:name="move232268477"/>
+      <w:moveFrom w:id="10" w:author="user" w:date="2026-06-13T18:46:00Z" w16du:dateUtc="2026-06-13T09:46:00Z">
+        <w:r>
+          <w:t>私たちはこの御霊様に導かれ、さらにイエス様のとりなしへと結び合わされていくのではないでしょうか。</w:t>
+        </w:r>
+      </w:moveFrom>
+    </w:p>
+    <w:moveFromRangeEnd w:id="9"/>
+    <w:p>
       <w:r>
         <w:rPr>
           <w:b/>
@@ -985,25 +1071,186 @@
       </w:r>
     </w:p>
     <w:p>
-      <w:r>
-        <w:t>このイエス様の御心（みこころ）を知るとき、私たちはただ受け身でいるのではなく、イエス様と共に、主の御心に沿ったとりなしの祈りを捧げる者へと変えられていくのです。</w:t>
-      </w:r>
-    </w:p>
-    <w:p/>
-    <w:p>
-      <w:pPr>
-        <w:pStyle w:val="af0"/>
-      </w:pPr>
-      <w:r>
-        <w:rPr>
-          <w:rFonts w:hint="eastAsia"/>
-        </w:rPr>
-        <w:t>以上</w:t>
-      </w:r>
+      <w:pPr>
+        <w:rPr>
+          <w:ins w:id="11" w:author="user" w:date="2026-06-13T18:51:00Z" w16du:dateUtc="2026-06-13T09:51:00Z"/>
+        </w:rPr>
+      </w:pPr>
+      <w:ins w:id="12" w:author="user" w:date="2026-06-13T18:51:00Z" w16du:dateUtc="2026-06-13T09:51:00Z">
+        <w:r>
+          <w:rPr>
+            <w:rFonts w:hint="eastAsia"/>
+          </w:rPr>
+          <w:t>地上では御霊様が私たちの弱さに寄り添</w:t>
+        </w:r>
+        <w:r>
+          <w:rPr>
+            <w:rFonts w:hint="eastAsia"/>
+          </w:rPr>
+          <w:t>い</w:t>
+        </w:r>
+        <w:r>
+          <w:rPr>
+            <w:rFonts w:hint="eastAsia"/>
+          </w:rPr>
+          <w:t>、天ではイエス・キリスト</w:t>
+        </w:r>
+        <w:r>
+          <w:rPr>
+            <w:rFonts w:hint="eastAsia"/>
+          </w:rPr>
+          <w:t>様</w:t>
+        </w:r>
+        <w:r>
+          <w:rPr>
+            <w:rFonts w:hint="eastAsia"/>
+          </w:rPr>
+          <w:t>が神の右の座で執り成してくださる。私たちは、神様の交わり</w:t>
+        </w:r>
+      </w:ins>
+      <w:ins w:id="13" w:author="user" w:date="2026-06-13T18:57:00Z" w16du:dateUtc="2026-06-13T09:57:00Z">
+        <w:r>
+          <w:rPr>
+            <w:rFonts w:hint="eastAsia"/>
+          </w:rPr>
+          <w:t>に</w:t>
+        </w:r>
+      </w:ins>
+      <w:ins w:id="14" w:author="user" w:date="2026-06-13T18:51:00Z" w16du:dateUtc="2026-06-13T09:51:00Z">
+        <w:r>
+          <w:rPr>
+            <w:rFonts w:hint="eastAsia"/>
+          </w:rPr>
+          <w:t>入れられ、生かされています。</w:t>
+        </w:r>
+      </w:ins>
     </w:p>
     <w:p>
       <w:pPr>
+        <w:rPr>
+          <w:ins w:id="15" w:author="user" w:date="2026-06-13T18:46:00Z" w16du:dateUtc="2026-06-13T09:46:00Z"/>
+        </w:rPr>
+      </w:pPr>
+      <w:moveToRangeStart w:id="16" w:author="user" w:date="2026-06-13T18:46:00Z" w:name="move232268477"/>
+      <w:moveTo w:id="17" w:author="user" w:date="2026-06-13T18:46:00Z" w16du:dateUtc="2026-06-13T09:46:00Z">
+        <w:r>
+          <w:t>私たちはこの御霊様に導かれ、</w:t>
+        </w:r>
+        <w:del w:id="18" w:author="user" w:date="2026-06-13T18:52:00Z" w16du:dateUtc="2026-06-13T09:52:00Z">
+          <w:r>
+            <w:delText>さらに</w:delText>
+          </w:r>
+        </w:del>
+        <w:r>
+          <w:t>イエス様</w:t>
+        </w:r>
+        <w:del w:id="19" w:author="user" w:date="2026-06-13T18:53:00Z" w16du:dateUtc="2026-06-13T09:53:00Z">
+          <w:r>
+            <w:rPr>
+              <w:rFonts w:hint="eastAsia"/>
+            </w:rPr>
+            <w:delText>のとりなしへと</w:delText>
+          </w:r>
+        </w:del>
+      </w:moveTo>
+      <w:ins w:id="20" w:author="user" w:date="2026-06-13T18:53:00Z" w16du:dateUtc="2026-06-13T09:53:00Z">
+        <w:r>
+          <w:rPr>
+            <w:rFonts w:hint="eastAsia"/>
+          </w:rPr>
+          <w:t>に</w:t>
+        </w:r>
+      </w:ins>
+      <w:moveTo w:id="21" w:author="user" w:date="2026-06-13T18:46:00Z" w16du:dateUtc="2026-06-13T09:46:00Z">
+        <w:r>
+          <w:t>結び合わされていくので</w:t>
+        </w:r>
+      </w:moveTo>
+      <w:ins w:id="22" w:author="user" w:date="2026-06-13T18:55:00Z" w16du:dateUtc="2026-06-13T09:55:00Z">
+        <w:r>
+          <w:rPr>
+            <w:rFonts w:hint="eastAsia"/>
+          </w:rPr>
+          <w:t>す</w:t>
+        </w:r>
+      </w:ins>
+      <w:moveTo w:id="23" w:author="user" w:date="2026-06-13T18:46:00Z" w16du:dateUtc="2026-06-13T09:46:00Z">
+        <w:del w:id="24" w:author="user" w:date="2026-06-13T18:55:00Z" w16du:dateUtc="2026-06-13T09:55:00Z">
+          <w:r>
+            <w:delText>はないでしょうか</w:delText>
+          </w:r>
+        </w:del>
+        <w:r>
+          <w:t>。</w:t>
+        </w:r>
+      </w:moveTo>
+      <w:moveToRangeEnd w:id="16"/>
+    </w:p>
+    <w:p>
+      <w:ins w:id="25" w:author="user" w:date="2026-06-13T18:53:00Z" w16du:dateUtc="2026-06-13T09:53:00Z">
+        <w:r>
+          <w:rPr>
+            <w:rFonts w:hint="eastAsia"/>
+          </w:rPr>
+          <w:t>そして</w:t>
+        </w:r>
+      </w:ins>
+      <w:del w:id="26" w:author="user" w:date="2026-06-13T18:53:00Z" w16du:dateUtc="2026-06-13T09:53:00Z">
+        <w:r>
+          <w:delText>この</w:delText>
+        </w:r>
+      </w:del>
+      <w:r>
+        <w:t>イエス様の御心（みこころ）を知るとき、私たちはただ受け身でいるのではなく、イエス様と共に、主の御心に沿ったとりなしの祈りを捧げる者へと変えられていくので</w:t>
+      </w:r>
+      <w:ins w:id="27" w:author="user" w:date="2026-06-13T18:56:00Z" w16du:dateUtc="2026-06-13T09:56:00Z">
+        <w:r>
+          <w:rPr>
+            <w:rFonts w:hint="eastAsia"/>
+          </w:rPr>
+          <w:t>はないでしょうか</w:t>
+        </w:r>
+      </w:ins>
+      <w:del w:id="28" w:author="user" w:date="2026-06-13T18:56:00Z" w16du:dateUtc="2026-06-13T09:56:00Z">
+        <w:r>
+          <w:delText>す</w:delText>
+        </w:r>
+      </w:del>
+      <w:r>
+        <w:t>。</w:t>
+      </w:r>
+    </w:p>
+    <w:p>
+      <w:pPr>
+        <w:rPr>
+          <w:ins w:id="29" w:author="user" w:date="2026-06-13T18:40:00Z" w16du:dateUtc="2026-06-13T09:40:00Z"/>
+        </w:rPr>
+      </w:pPr>
+    </w:p>
+    <w:p>
+      <w:pPr>
+        <w:rPr>
+          <w:rFonts w:hint="eastAsia"/>
+        </w:rPr>
+      </w:pPr>
+    </w:p>
+    <w:p>
+      <w:pPr>
+        <w:pStyle w:val="af0"/>
+      </w:pPr>
+      <w:r>
+        <w:rPr>
+          <w:rFonts w:hint="eastAsia"/>
+        </w:rPr>
+        <w:t>以上</w:t>
+      </w:r>
+    </w:p>
+    <w:p>
+      <w:pPr>
         <w:jc w:val="right"/>
+        <w:rPr>
+          <w:ins w:id="30" w:author="user" w:date="2026-06-13T18:54:00Z" w16du:dateUtc="2026-06-13T09:54:00Z"/>
+        </w:rPr>
       </w:pPr>
       <w:r>
         <w:rPr>
@@ -1035,6 +1282,31 @@
         </w:rPr>
         <w:t>日</w:t>
       </w:r>
+    </w:p>
+    <w:p>
+      <w:pPr>
+        <w:wordWrap w:val="0"/>
+        <w:jc w:val="right"/>
+        <w:rPr>
+          <w:rFonts w:hint="eastAsia"/>
+        </w:rPr>
+        <w:pPrChange w:id="31" w:author="user" w:date="2026-06-13T18:54:00Z" w16du:dateUtc="2026-06-13T09:54:00Z">
+          <w:pPr>
+            <w:jc w:val="right"/>
+          </w:pPr>
+        </w:pPrChange>
+      </w:pPr>
+      <w:ins w:id="32" w:author="user" w:date="2026-06-13T18:54:00Z" w16du:dateUtc="2026-06-13T09:54:00Z">
+        <w:r>
+          <w:rPr>
+            <w:rFonts w:hint="eastAsia"/>
+          </w:rPr>
+          <w:t xml:space="preserve">更新日　</w:t>
+        </w:r>
+        <w:r>
+          <w:t>2026年6月13日</w:t>
+        </w:r>
+      </w:ins>
     </w:p>
     <w:sectPr>
       <w:pgSz w:w="11906" w:h="16838"/>
@@ -2291,6 +2563,14 @@
     <w:abstractNumId w:val="2"/>
   </w:num>
 </w:numbering>
+</file>
+
+<file path=word/people.xml><?xml version="1.0" encoding="utf-8"?>
+<w15:people xmlns:wpc="http://schemas.microsoft.com/office/word/2010/wordprocessingCanvas" xmlns:cx="http://schemas.microsoft.com/office/drawing/2014/chartex" xmlns:cx1="http://schemas.microsoft.com/office/drawing/2015/9/8/chartex" xmlns:cx2="http://schemas.microsoft.com/office/drawing/2015/10/21/chartex" xmlns:cx3="http://schemas.microsoft.com/office/drawing/2016/5/9/chartex" xmlns:cx4="http://schemas.microsoft.com/office/drawing/2016/5/10/chartex" xmlns:cx5="http://schemas.microsoft.com/office/drawing/2016/5/11/chartex" xmlns:cx6="http://schemas.microsoft.com/office/drawing/2016/5/12/chartex" xmlns:cx7="http://schemas.microsoft.com/office/drawing/2016/5/13/chartex" xmlns:cx8="http://schemas.microsoft.com/office/drawing/2016/5/14/chartex" xmlns:mc="http://schemas.openxmlformats.org/markup-compatibility/2006" xmlns:aink="http://schemas.microsoft.com/office/drawing/2016/ink" xmlns:am3d="http://schemas.microsoft.com/office/drawing/2017/model3d" xmlns:o="urn:schemas-microsoft-com:office:office" xmlns:oel="http://schemas.microsoft.com/office/2019/extlst" xmlns:r="http://schemas.openxmlformats.org/officeDocument/2006/relationships" xmlns:m="http://schemas.openxmlformats.org/officeDocument/2006/math" xmlns:v="urn:schemas-microsoft-com:vml" xmlns:wp14="http://schemas.microsoft.com/office/word/2010/wordprocessingDrawing" xmlns:wp="http://schemas.openxmlformats.org/drawingml/2006/wordprocessingDrawing" xmlns:w10="urn:schemas-microsoft-com:office:word" xmlns:w="http://schemas.openxmlformats.org/wordprocessingml/2006/main" xmlns:w14="http://schemas.microsoft.com/office/word/2010/wordml" xmlns:w15="http://schemas.microsoft.com/office/word/2012/wordml" xmlns:w16cex="http://schemas.microsoft.com/office/word/2018/wordml/cex" xmlns:w16cid="http://schemas.microsoft.com/office/word/2016/wordml/cid" xmlns:w16="http://schemas.microsoft.com/office/word/2018/wordml" xmlns:w16du="http://schemas.microsoft.com/office/word/2023/wordml/word16du" xmlns:w16sdtdh="http://schemas.microsoft.com/office/word/2020/wordml/sdtdatahash" xmlns:w16sdtfl="http://schemas.microsoft.com/office/word/2024/wordml/sdtformatlock" xmlns:w16se="http://schemas.microsoft.com/office/word/2015/wordml/symex" xmlns:wpg="http://schemas.microsoft.com/office/word/2010/wordprocessingGroup" xmlns:wpi="http://schemas.microsoft.com/office/word/2010/wordprocessingInk" xmlns:wne="http://schemas.microsoft.com/office/word/2006/wordml" xmlns:wps="http://schemas.microsoft.com/office/word/2010/wordprocessingShape" mc:Ignorable="w14 w15 w16se w16cid w16 w16cex w16sdtdh w16sdtfl w16du wp14">
+  <w15:person w15:author="user">
+    <w15:presenceInfo w15:providerId="None" w15:userId="user"/>
+  </w15:person>
+</w15:people>
 </file>
 
 <file path=word/styles.xml><?xml version="1.0" encoding="utf-8"?>
